--- a/masters/civil-petition/civil-petition.docx
+++ b/masters/civil-petition/civil-petition.docx
@@ -846,7 +846,7 @@
               <w:rPr>
                 <w:rFonts w:ascii="Malgun Gothic" w:hAnsi="Malgun Gothic" w:eastAsia="Malgun Gothic" w:cs="Malgun Gothic"/>
                 <w:b w:val="0"/>
-                <w:sz w:val="20"/>
+                <w:sz w:val="19"/>
               </w:rPr>
             </w:r>
           </w:p>
@@ -1059,7 +1059,7 @@
           <w:p>
             <w:pPr>
               <w:spacing w:after="0" w:line="312" w:lineRule="auto"/>
-              <w:jc w:val="left"/>
+              <w:jc w:val="center"/>
             </w:pPr>
             <w:r/>
             <w:r>
@@ -1085,7 +1085,7 @@
           <w:p>
             <w:pPr>
               <w:spacing w:after="0" w:line="312" w:lineRule="auto"/>
-              <w:jc w:val="left"/>
+              <w:jc w:val="center"/>
             </w:pPr>
             <w:r/>
             <w:r>
@@ -1111,7 +1111,7 @@
           <w:p>
             <w:pPr>
               <w:spacing w:after="0" w:line="312" w:lineRule="auto"/>
-              <w:jc w:val="left"/>
+              <w:jc w:val="center"/>
             </w:pPr>
             <w:r/>
             <w:r>
@@ -1137,7 +1137,7 @@
           <w:p>
             <w:pPr>
               <w:spacing w:after="0" w:line="312" w:lineRule="auto"/>
-              <w:jc w:val="left"/>
+              <w:jc w:val="center"/>
             </w:pPr>
             <w:r/>
             <w:r>
@@ -1168,7 +1168,7 @@
           <w:p>
             <w:pPr>
               <w:spacing w:after="0" w:line="312" w:lineRule="auto"/>
-              <w:jc w:val="left"/>
+              <w:jc w:val="center"/>
             </w:pPr>
             <w:r/>
             <w:r>
@@ -1194,7 +1194,7 @@
           <w:p>
             <w:pPr>
               <w:spacing w:after="0" w:line="312" w:lineRule="auto"/>
-              <w:jc w:val="left"/>
+              <w:jc w:val="center"/>
             </w:pPr>
             <w:r/>
             <w:r>
@@ -1220,7 +1220,7 @@
           <w:p>
             <w:pPr>
               <w:spacing w:after="0" w:line="312" w:lineRule="auto"/>
-              <w:jc w:val="left"/>
+              <w:jc w:val="center"/>
             </w:pPr>
             <w:r/>
             <w:r>
@@ -1246,7 +1246,7 @@
           <w:p>
             <w:pPr>
               <w:spacing w:after="0" w:line="312" w:lineRule="auto"/>
-              <w:jc w:val="left"/>
+              <w:jc w:val="center"/>
             </w:pPr>
             <w:r/>
             <w:r>
@@ -1277,7 +1277,7 @@
           <w:p>
             <w:pPr>
               <w:spacing w:after="0" w:line="312" w:lineRule="auto"/>
-              <w:jc w:val="left"/>
+              <w:jc w:val="center"/>
             </w:pPr>
             <w:r/>
             <w:r>
@@ -1303,7 +1303,7 @@
           <w:p>
             <w:pPr>
               <w:spacing w:after="0" w:line="312" w:lineRule="auto"/>
-              <w:jc w:val="left"/>
+              <w:jc w:val="center"/>
             </w:pPr>
             <w:r/>
             <w:r>
@@ -1329,7 +1329,7 @@
           <w:p>
             <w:pPr>
               <w:spacing w:after="0" w:line="312" w:lineRule="auto"/>
-              <w:jc w:val="left"/>
+              <w:jc w:val="center"/>
             </w:pPr>
             <w:r/>
             <w:r>
@@ -1355,7 +1355,7 @@
           <w:p>
             <w:pPr>
               <w:spacing w:after="0" w:line="312" w:lineRule="auto"/>
-              <w:jc w:val="left"/>
+              <w:jc w:val="center"/>
             </w:pPr>
             <w:r/>
             <w:r>
